--- a/EduMind_参赛作品文档.docx
+++ b/EduMind_参赛作品文档.docx
@@ -725,7 +725,7 @@
           <w:sz w:val="24"/>
           <w:szCs w:val="24"/>
         </w:rPr>
-        <w:t xml:space="preserve">EduMind 是一个面向"基于大模型的个性化资源生成与学习多智能体系统"赛题方向的智能学习平台。系统以大语言模型为核心驱动，通过 12 个细粒度智能体（分属画像诊断、路径编排、资源生产、辅导互动、测评分析、反馈复盘六大模块）协同工作，构建了"画像采集→薄弱诊断→路径规划→资源生成→辅导答疑→测评分析→反馈回写→成长复盘"的完整学习闭环。</w:t>
+        <w:t>EduMind 是一个面向“基于大模型的个性化资源生成与学习多智能体系统”赛题方向的智能学习平台。系统以统一 LLM Provider 为可配置生成引擎，由 Profile、Resource、Path、Tutor、Evaluation、Reflection 六个可执行 Agent 和 Orchestrator 协同工作，构建“画像采集→薄弱诊断→资源生成→辅导答疑→测评分析→路径重规划→反馈回写”的学习闭环。</w:t>
       </w:r>
     </w:p>
     <w:p>
@@ -755,7 +755,7 @@
           <w:sz w:val="24"/>
           <w:szCs w:val="24"/>
         </w:rPr>
-        <w:t xml:space="preserve">系统采用 Vue 3 + Three.js + TypeScript 构建前端，实现了 3D 知识树可视化（苹果颜色映射知识点掌握度）、毛玻璃设计系统、智能体协作地图等创新交互；后端采用 Node.js + SQLite 轻量架构，通过统一 LLM Provider 层接入大模型，并实现了完整的降级容错机制——即使没有配置大模型 API Key，系统仍可通过确定性 fallback 函数全功能运行，保证演示稳定性。</w:t>
+        <w:t>系统采用 Vue 3 + Three.js + TypeScript 构建前端，实现 3D 知识树、智能体协作地图和学习分析等交互；后端采用 Node.js + MySQL 持久化架构，画像、学习闭环、协作记录和账户设置均按用户账户隔离存储。统一 LLM Provider 使用 OpenAI 兼容接口；当未配置或调用异常时，系统会降级到本地规则并在 Trace 中明确标记，保证演示可用且不将降级结果误认为大模型结果。</w:t>
       </w:r>
     </w:p>
     <w:p>
@@ -787,7 +787,7 @@
           <w:sz w:val="24"/>
           <w:szCs w:val="24"/>
         </w:rPr>
-        <w:t xml:space="preserve">创新点一：12+1 多智能体协作闭环。</w:t>
+        <w:t>创新点一：6+1 可执行多智能体协作闭环。</w:t>
       </w:r>
       <w:r>
         <w:rPr>
@@ -795,7 +795,7 @@
           <w:sz w:val="24"/>
           <w:szCs w:val="24"/>
         </w:rPr>
-        <w:t xml:space="preserve">系统设计了 12 个细粒度智能体角色，分属画像诊断（画像采集、薄弱诊断）、路径编排（路径规划、动态重规划）、资源生产（资源检索、资源生成）、辅导互动（讲解辅导、互动答疑）、测评分析（评估出题、错因分析）、反馈复盘（反馈回写、成长复盘）六大模块，由 Orchestrator 统一调度。每个智能体有明确的输入、输出、前序依赖和后序影响，支持单 Agent、双 Agent 串联、多 Agent 全链路等多种编排模式，形成"画像→资源→路径→辅导→评估→反思→画像更新"的可追溯学习闭环。</w:t>
+        <w:t>系统实现了画像、资源、路径、辅导、评估、反思六个可执行 Agent，并由 Orchestrator 统一编排。各 Agent 有明确的输入、输出、前序依赖和后序影响，支持单 Agent、串联和完整闭环三种调用方式，形成“画像→资源→辅导→评估→路径→反思”的可追溯协作链路。</w:t>
       </w:r>
     </w:p>
     <w:p>
@@ -843,7 +843,7 @@
           <w:sz w:val="24"/>
           <w:szCs w:val="24"/>
         </w:rPr>
-        <w:t xml:space="preserve">每次智能体协作自动生成结构化 Trace 记录，包含 requestId、时间戳、各 Agent 的输入输出摘要、置信度、证据标签、风险标记、是否降级、执行耗时等字段。Trace 同步至 SQLite 持久化存储，前端提供证据链页面可视化展示，支持审计和回溯，解决了 AI 系统"黑盒决策"的可解释性问题。</w:t>
+        <w:t>每次智能体协作自动生成结构化 Trace 记录，包含 requestId、时间戳、各 Agent 的输入输出摘要、置信度、证据标签、风险标记、是否降级和执行耗时等字段。Trace、学习画像与学习闭环同步到 MySQL 持久化存储，前端提供证据链可视化展示，支持审计和回溯。</w:t>
       </w:r>
     </w:p>
     <w:p>
@@ -867,7 +867,7 @@
           <w:sz w:val="24"/>
           <w:szCs w:val="24"/>
         </w:rPr>
-        <w:t xml:space="preserve">系统通过统一 LLM Provider 层接入大模型（兼容 OpenAI API 格式，已验证 MiniMax 和 DeepSeek），当大模型不可用（无 API Key、超时、返回格式错误）时，自动切换到确定性 fallback 函数返回预设数据，全功能可用不中断。每次降级在 Trace 中标记 fallbackUsed=true，透明可查。这一机制确保了比赛演示时即使网络中断或 API 故障，系统依然稳定运行。</w:t>
+        <w:t>系统通过统一 LLM Provider 层接入 OpenAI 兼容格式的大模型。当 API Key 缺失、请求超时或返回格式错误时，系统自动切换到确定性 fallback 函数，保证核心流程不中断；同时在 Trace 中写入 fallbackUsed 状态，便于演示与评审区分真实大模型结果和本地降级结果。</w:t>
       </w:r>
     </w:p>
     <w:p>
